--- a/NY-DFS-23-NYCRR-500/CSW-NYDFS-Compliance-Report.docx
+++ b/NY-DFS-23-NYCRR-500/CSW-NYDFS-Compliance-Report.docx
@@ -171,6 +171,62 @@
     </w:p>
     <w:bookmarkEnd w:id="11"/>
     <w:bookmarkStart w:id="12" w:name="executive-summary"/>
+    <w:p>
+      <w:pPr>
+        <w:pStyle w:val="Heading2"/>
+      </w:pPr>
+      <w:r>
+        <w:t>How to read the coverage words</w:t>
+      </w:r>
+    </w:p>
+    <w:p>
+      <w:pPr/>
+      <w:r>
+        <w:rPr>
+          <w:b/>
+        </w:rPr>
+        <w:t>Full Coverage</w:t>
+      </w:r>
+      <w:r>
+        <w:t xml:space="preserve"> on the older reports means Secure Workload can produce that row's artifact. It does not mean the control is met.</w:t>
+      </w:r>
+    </w:p>
+    <w:p>
+      <w:pPr/>
+      <w:r>
+        <w:rPr>
+          <w:b/>
+        </w:rPr>
+        <w:t>Partial Coverage</w:t>
+      </w:r>
+      <w:r>
+        <w:t xml:space="preserve"> means file that export next to another control.</w:t>
+      </w:r>
+    </w:p>
+    <w:p>
+      <w:pPr/>
+      <w:r>
+        <w:rPr>
+          <w:b/>
+        </w:rPr>
+        <w:t>Evidence Required</w:t>
+      </w:r>
+      <w:r>
+        <w:t xml:space="preserve"> means Secure Workload has no record. The customer files the contract, the analysis, or the HR or physical-security evidence.</w:t>
+      </w:r>
+    </w:p>
+    <w:p>
+      <w:pPr/>
+      <w:r>
+        <w:rPr>
+          <w:b/>
+        </w:rPr>
+        <w:t>Direct, Supporting, and Out of scope</w:t>
+      </w:r>
+      <w:r>
+        <w:t xml:space="preserve"> on the newer reports are the same idea in different words. Direct is still evidence, not a pass.</w:t>
+      </w:r>
+    </w:p>
     <w:p>
       <w:pPr>
         <w:pStyle w:val="Heading2"/>

--- a/NY-DFS-23-NYCRR-500/CSW-NYDFS-Compliance-Report.docx
+++ b/NY-DFS-23-NYCRR-500/CSW-NYDFS-Compliance-Report.docx
@@ -10,7 +10,7 @@
         <w:t xml:space="preserve">Cisco Secure Workload - NY DFS Part 500 Compliance Report</w:t>
       </w:r>
     </w:p>
-    <w:bookmarkStart w:id="22" w:name="Xd50dc11480d81b5e152cb892ea59f2e3d1542f6"/>
+    <w:bookmarkStart w:id="23" w:name="Xd50dc11480d81b5e152cb892ea59f2e3d1542f6"/>
     <w:p>
       <w:pPr>
         <w:pStyle w:val="Heading1"/>
@@ -170,63 +170,103 @@
       </w:r>
     </w:p>
     <w:bookmarkEnd w:id="11"/>
-    <w:bookmarkStart w:id="12" w:name="executive-summary"/>
+    <w:bookmarkStart w:id="12" w:name="how-to-read-the-coverage-column"/>
     <w:p>
       <w:pPr>
         <w:pStyle w:val="Heading2"/>
       </w:pPr>
       <w:r>
-        <w:t>How to read the coverage words</w:t>
-      </w:r>
-    </w:p>
-    <w:p>
-      <w:pPr/>
+        <w:t xml:space="preserve">How to read the Coverage column</w:t>
+      </w:r>
+    </w:p>
+    <w:p>
+      <w:pPr>
+        <w:pStyle w:val="FirstParagraph"/>
+      </w:pPr>
+      <w:r>
+        <w:t xml:space="preserve">Every report in this set uses the same three coverage words. Coverage describes</w:t>
+      </w:r>
+      <w:r>
+        <w:t xml:space="preserve"> </w:t>
+      </w:r>
       <w:r>
         <w:rPr>
           <w:b/>
+          <w:bCs/>
         </w:rPr>
-        <w:t>Full Coverage</w:t>
-      </w:r>
-      <w:r>
-        <w:t xml:space="preserve"> on the older reports means Secure Workload can produce that row's artifact. It does not mean the control is met.</w:t>
-      </w:r>
-    </w:p>
-    <w:p>
-      <w:pPr/>
+        <w:t xml:space="preserve">what evidence CSW produces</w:t>
+      </w:r>
+      <w:r>
+        <w:t xml:space="preserve"> </w:t>
+      </w:r>
+      <w:r>
+        <w:t xml:space="preserve">for a topic — it never means the control is passed.</w:t>
+      </w:r>
+    </w:p>
+    <w:p>
+      <w:pPr>
+        <w:pStyle w:val="BodyText"/>
+      </w:pPr>
       <w:r>
         <w:rPr>
           <w:b/>
+          <w:bCs/>
         </w:rPr>
-        <w:t>Partial Coverage</w:t>
-      </w:r>
-      <w:r>
-        <w:t xml:space="preserve"> means file that export next to another control.</w:t>
-      </w:r>
-    </w:p>
-    <w:p>
-      <w:pPr/>
+        <w:t xml:space="preserve">Direct</w:t>
+      </w:r>
+      <w:r>
+        <w:t xml:space="preserve"> </w:t>
+      </w:r>
+      <w:r>
+        <w:t xml:space="preserve">— Secure Workload produces the primary evidence artifact for that topic (segmentation, policy, flow/process telemetry, inventory, vulnerability + reachability, forensic reconstruction). Direct is still evidence, not an attestation.</w:t>
+      </w:r>
+    </w:p>
+    <w:p>
+      <w:pPr>
+        <w:pStyle w:val="BodyText"/>
+      </w:pPr>
       <w:r>
         <w:rPr>
           <w:b/>
+          <w:bCs/>
         </w:rPr>
-        <w:t>Evidence Required</w:t>
-      </w:r>
-      <w:r>
-        <w:t xml:space="preserve"> means Secure Workload has no record. The customer files the contract, the analysis, or the HR or physical-security evidence.</w:t>
-      </w:r>
-    </w:p>
-    <w:p>
-      <w:pPr/>
+        <w:t xml:space="preserve">Supporting</w:t>
+      </w:r>
+      <w:r>
+        <w:t xml:space="preserve"> </w:t>
+      </w:r>
+      <w:r>
+        <w:t xml:space="preserve">— Secure Workload contributes an input that feeds or complements another control, tool, or process (e.g. detection input only, reconciled against an external register, one log source among several).</w:t>
+      </w:r>
+    </w:p>
+    <w:p>
+      <w:pPr>
+        <w:pStyle w:val="BodyText"/>
+      </w:pPr>
       <w:r>
         <w:rPr>
           <w:b/>
+          <w:bCs/>
         </w:rPr>
-        <w:t>Direct, Supporting, and Out of scope</w:t>
-      </w:r>
-      <w:r>
-        <w:t xml:space="preserve"> on the newer reports are the same idea in different words. Direct is still evidence, not a pass.</w:t>
-      </w:r>
-    </w:p>
+        <w:t xml:space="preserve">Evidence Required</w:t>
+      </w:r>
+      <w:r>
+        <w:t xml:space="preserve"> </w:t>
+      </w:r>
+      <w:r>
+        <w:t xml:space="preserve">— Secure Workload has no record for this topic. The customer supplies the contract, the analysis, or the HR / physical-security evidence from another control.</w:t>
+      </w:r>
+    </w:p>
+    <w:p>
+      <w:pPr>
+        <w:pStyle w:val="BlockText"/>
+      </w:pPr>
+      <w:r>
+        <w:t xml:space="preserve">The Coverage ratings in the topic map below are machine-derived from each row’s wording and are flagged for SE review before customer use.</w:t>
+      </w:r>
+    </w:p>
+    <w:bookmarkEnd w:id="12"/>
+    <w:bookmarkStart w:id="13" w:name="executive-summary"/>
     <w:p>
       <w:pPr>
         <w:pStyle w:val="Heading2"/>
@@ -287,8 +327,8 @@
         <w:t xml:space="preserve">a control attestation.</w:t>
       </w:r>
     </w:p>
-    <w:bookmarkEnd w:id="12"/>
-    <w:bookmarkStart w:id="13" w:name="suggested-csw-scope-pattern"/>
+    <w:bookmarkEnd w:id="13"/>
+    <w:bookmarkStart w:id="14" w:name="suggested-csw-scope-pattern"/>
     <w:p>
       <w:pPr>
         <w:pStyle w:val="Heading2"/>
@@ -352,8 +392,8 @@
         <w:t xml:space="preserve">This scope pattern should be validated with the customer’s architecture, application owners, compliance team, and assessor before it is used for formal evidence.</w:t>
       </w:r>
     </w:p>
-    <w:bookmarkEnd w:id="13"/>
-    <w:bookmarkStart w:id="14" w:name="in-scope-for-csw-evidence"/>
+    <w:bookmarkEnd w:id="14"/>
+    <w:bookmarkStart w:id="15" w:name="in-scope-for-csw-evidence"/>
     <w:p>
       <w:pPr>
         <w:pStyle w:val="Heading2"/>
@@ -446,8 +486,8 @@
         <w:t xml:space="preserve">Section 500.16 - Incident Response (forensic timeline)</w:t>
       </w:r>
     </w:p>
-    <w:bookmarkEnd w:id="14"/>
-    <w:bookmarkStart w:id="15" w:name="Xaed999129ed4b1f11f99b5af2968248bad86dd6"/>
+    <w:bookmarkEnd w:id="15"/>
+    <w:bookmarkStart w:id="16" w:name="Xaed999129ed4b1f11f99b5af2968248bad86dd6"/>
     <w:p>
       <w:pPr>
         <w:pStyle w:val="Heading2"/>
@@ -528,8 +568,8 @@
         <w:t xml:space="preserve">Section 500.17(b) - Annual notice of compliance / senior officer certification (governance)</w:t>
       </w:r>
     </w:p>
-    <w:bookmarkEnd w:id="15"/>
-    <w:bookmarkStart w:id="16" w:name="framework-topic-csw-capability-map"/>
+    <w:bookmarkEnd w:id="16"/>
+    <w:bookmarkStart w:id="17" w:name="framework-topic-csw-capability-map"/>
     <w:p>
       <w:pPr>
         <w:pStyle w:val="Heading2"/>
@@ -544,390 +584,14 @@
         <w:tblW w:type="pct" w:w="5000"/>
         <w:tblLayout w:type="fixed"/>
         <w:tblLook w:firstRow="1" w:lastRow="0" w:firstColumn="0" w:lastColumn="0" w:noHBand="0" w:noVBand="0" w:val="0020"/>
-      </w:tblPr>
-      <w:tblGrid>
-        <w:gridCol w:w="2640"/>
-        <w:gridCol w:w="2640"/>
-        <w:gridCol w:w="2640"/>
-      </w:tblGrid>
-      <w:tr>
-        <w:trPr>
-          <w:tblHeader w:val="on"/>
-        </w:trPr>
-        <w:tc>
-          <w:tcPr/>
-          <w:p>
-            <w:pPr>
-              <w:pStyle w:val="Compact"/>
-            </w:pPr>
-            <w:r>
-              <w:t xml:space="preserve">Framework topic</w:t>
-            </w:r>
-          </w:p>
-        </w:tc>
-        <w:tc>
-          <w:tcPr/>
-          <w:p>
-            <w:pPr>
-              <w:pStyle w:val="Compact"/>
-            </w:pPr>
-            <w:r>
-              <w:t xml:space="preserve">CSW capability</w:t>
-            </w:r>
-          </w:p>
-        </w:tc>
-        <w:tc>
-          <w:tcPr/>
-          <w:p>
-            <w:pPr>
-              <w:pStyle w:val="Compact"/>
-            </w:pPr>
-            <w:r>
-              <w:t xml:space="preserve">Evidence artifact</w:t>
-            </w:r>
-          </w:p>
-        </w:tc>
-      </w:tr>
-      <w:tr>
-        <w:tc>
-          <w:tcPr/>
-          <w:p>
-            <w:pPr>
-              <w:pStyle w:val="Compact"/>
-            </w:pPr>
-            <w:r>
-              <w:t xml:space="preserve">Section 500.2 - Program operation</w:t>
-            </w:r>
-          </w:p>
-        </w:tc>
-        <w:tc>
-          <w:tcPr/>
-          <w:p>
-            <w:pPr>
-              <w:pStyle w:val="Compact"/>
-            </w:pPr>
-            <w:r>
-              <w:t xml:space="preserve">Continuous workload telemetry + periodic evidence pack</w:t>
-            </w:r>
-          </w:p>
-        </w:tc>
-        <w:tc>
-          <w:tcPr/>
-          <w:p>
-            <w:pPr>
-              <w:pStyle w:val="Compact"/>
-            </w:pPr>
-            <w:r>
-              <w:t xml:space="preserve">Quarterly evidence bundle demonstrating program operating across covered workloads</w:t>
-            </w:r>
-          </w:p>
-        </w:tc>
-      </w:tr>
-      <w:tr>
-        <w:tc>
-          <w:tcPr/>
-          <w:p>
-            <w:pPr>
-              <w:pStyle w:val="Compact"/>
-            </w:pPr>
-            <w:r>
-              <w:t xml:space="preserve">Section 500.5 - Vulnerability management</w:t>
-            </w:r>
-          </w:p>
-        </w:tc>
-        <w:tc>
-          <w:tcPr/>
-          <w:p>
-            <w:pPr>
-              <w:pStyle w:val="Compact"/>
-            </w:pPr>
-            <w:r>
-              <w:t xml:space="preserve">Reachability-weighted CVE evidence</w:t>
-            </w:r>
-          </w:p>
-        </w:tc>
-        <w:tc>
-          <w:tcPr/>
-          <w:p>
-            <w:pPr>
-              <w:pStyle w:val="Compact"/>
-            </w:pPr>
-            <w:r>
-              <w:t xml:space="preserve">Prioritised remediation list with compensating controls</w:t>
-            </w:r>
-          </w:p>
-        </w:tc>
-      </w:tr>
-      <w:tr>
-        <w:tc>
-          <w:tcPr/>
-          <w:p>
-            <w:pPr>
-              <w:pStyle w:val="Compact"/>
-            </w:pPr>
-            <w:r>
-              <w:t xml:space="preserve">Section 500.6 - Audit trail</w:t>
-            </w:r>
-          </w:p>
-        </w:tc>
-        <w:tc>
-          <w:tcPr/>
-          <w:p>
-            <w:pPr>
-              <w:pStyle w:val="Compact"/>
-            </w:pPr>
-            <w:r>
-              <w:t xml:space="preserve">Workload flow + process telemetry retained per retention policy</w:t>
-            </w:r>
-          </w:p>
-        </w:tc>
-        <w:tc>
-          <w:tcPr/>
-          <w:p>
-            <w:pPr>
-              <w:pStyle w:val="Compact"/>
-            </w:pPr>
-            <w:r>
-              <w:t xml:space="preserve">Retained flow telemetry for audit-trail purposes</w:t>
-            </w:r>
-          </w:p>
-        </w:tc>
-      </w:tr>
-      <w:tr>
-        <w:tc>
-          <w:tcPr/>
-          <w:p>
-            <w:pPr>
-              <w:pStyle w:val="Compact"/>
-            </w:pPr>
-            <w:r>
-              <w:t xml:space="preserve">Section 500.7 - Access privileges</w:t>
-            </w:r>
-          </w:p>
-        </w:tc>
-        <w:tc>
-          <w:tcPr/>
-          <w:p>
-            <w:pPr>
-              <w:pStyle w:val="Compact"/>
-            </w:pPr>
-            <w:r>
-              <w:t xml:space="preserve">Policy workspace + enforcement / violation log</w:t>
-            </w:r>
-          </w:p>
-        </w:tc>
-        <w:tc>
-          <w:tcPr/>
-          <w:p>
-            <w:pPr>
-              <w:pStyle w:val="Compact"/>
-            </w:pPr>
-            <w:r>
-              <w:t xml:space="preserve">Workspace snapshot and least-privilege evidence at workload-to-workload layer</w:t>
-            </w:r>
-          </w:p>
-        </w:tc>
-      </w:tr>
-      <w:tr>
-        <w:tc>
-          <w:tcPr/>
-          <w:p>
-            <w:pPr>
-              <w:pStyle w:val="Compact"/>
-            </w:pPr>
-            <w:r>
-              <w:t xml:space="preserve">Section 500.13 - Asset management</w:t>
-            </w:r>
-          </w:p>
-        </w:tc>
-        <w:tc>
-          <w:tcPr/>
-          <w:p>
-            <w:pPr>
-              <w:pStyle w:val="Compact"/>
-            </w:pPr>
-            <w:r>
-              <w:t xml:space="preserve">Workload inventory; scope + label export</w:t>
-            </w:r>
-          </w:p>
-        </w:tc>
-        <w:tc>
-          <w:tcPr/>
-          <w:p>
-            <w:pPr>
-              <w:pStyle w:val="Compact"/>
-            </w:pPr>
-            <w:r>
-              <w:t xml:space="preserve">Inventory and classification evidence</w:t>
-            </w:r>
-          </w:p>
-        </w:tc>
-      </w:tr>
-      <w:tr>
-        <w:tc>
-          <w:tcPr/>
-          <w:p>
-            <w:pPr>
-              <w:pStyle w:val="Compact"/>
-            </w:pPr>
-            <w:r>
-              <w:t xml:space="preserve">Section 500.14 - Monitoring</w:t>
-            </w:r>
-          </w:p>
-        </w:tc>
-        <w:tc>
-          <w:tcPr/>
-          <w:p>
-            <w:pPr>
-              <w:pStyle w:val="Compact"/>
-            </w:pPr>
-            <w:r>
-              <w:t xml:space="preserve">Continuous flow + process telemetry; alerts</w:t>
-            </w:r>
-          </w:p>
-        </w:tc>
-        <w:tc>
-          <w:tcPr/>
-          <w:p>
-            <w:pPr>
-              <w:pStyle w:val="Compact"/>
-            </w:pPr>
-            <w:r>
-              <w:t xml:space="preserve">Monitoring evidence at network and process layer</w:t>
-            </w:r>
-          </w:p>
-        </w:tc>
-      </w:tr>
-      <w:tr>
-        <w:tc>
-          <w:tcPr/>
-          <w:p>
-            <w:pPr>
-              <w:pStyle w:val="Compact"/>
-            </w:pPr>
-            <w:r>
-              <w:t xml:space="preserve">Section 500.15 - Encryption (detection)</w:t>
-            </w:r>
-          </w:p>
-        </w:tc>
-        <w:tc>
-          <w:tcPr/>
-          <w:p>
-            <w:pPr>
-              <w:pStyle w:val="Compact"/>
-            </w:pPr>
-            <w:r>
-              <w:t xml:space="preserve">Plaintext-flow detection on regulated paths</w:t>
-            </w:r>
-          </w:p>
-        </w:tc>
-        <w:tc>
-          <w:tcPr/>
-          <w:p>
-            <w:pPr>
-              <w:pStyle w:val="Compact"/>
-            </w:pPr>
-            <w:r>
-              <w:t xml:space="preserve">Detection input only - encryption itself is enforced elsewhere</w:t>
-            </w:r>
-          </w:p>
-        </w:tc>
-      </w:tr>
-      <w:tr>
-        <w:tc>
-          <w:tcPr/>
-          <w:p>
-            <w:pPr>
-              <w:pStyle w:val="Compact"/>
-            </w:pPr>
-            <w:r>
-              <w:t xml:space="preserve">Section 500.16 - Incident response</w:t>
-            </w:r>
-          </w:p>
-        </w:tc>
-        <w:tc>
-          <w:tcPr/>
-          <w:p>
-            <w:pPr>
-              <w:pStyle w:val="Compact"/>
-            </w:pPr>
-            <w:r>
-              <w:t xml:space="preserve">Forensic flow + process search</w:t>
-            </w:r>
-          </w:p>
-        </w:tc>
-        <w:tc>
-          <w:tcPr/>
-          <w:p>
-            <w:pPr>
-              <w:pStyle w:val="Compact"/>
-            </w:pPr>
-            <w:r>
-              <w:t xml:space="preserve">Incident timeline and impact scope</w:t>
-            </w:r>
-          </w:p>
-        </w:tc>
-      </w:tr>
-      <w:tr>
-        <w:tc>
-          <w:tcPr/>
-          <w:p>
-            <w:pPr>
-              <w:pStyle w:val="Compact"/>
-            </w:pPr>
-            <w:r>
-              <w:t xml:space="preserve">Section 500.17(a) - Notification scoping</w:t>
-            </w:r>
-          </w:p>
-        </w:tc>
-        <w:tc>
-          <w:tcPr/>
-          <w:p>
-            <w:pPr>
-              <w:pStyle w:val="Compact"/>
-            </w:pPr>
-            <w:r>
-              <w:t xml:space="preserve">Affected-systems list with time windows and paths</w:t>
-            </w:r>
-          </w:p>
-        </w:tc>
-        <w:tc>
-          <w:tcPr/>
-          <w:p>
-            <w:pPr>
-              <w:pStyle w:val="Compact"/>
-            </w:pPr>
-            <w:r>
-              <w:t xml:space="preserve">Scoping input to the 72-hour notification decision</w:t>
-            </w:r>
-          </w:p>
-        </w:tc>
-      </w:tr>
-    </w:tbl>
-    <w:bookmarkEnd w:id="16"/>
-    <w:bookmarkStart w:id="17" w:name="evidence-collection-approach"/>
-    <w:p>
-      <w:pPr>
-        <w:pStyle w:val="Heading2"/>
-      </w:pPr>
-      <w:r>
-        <w:t xml:space="preserve">Evidence Collection Approach</w:t>
-      </w:r>
-    </w:p>
-    <w:p>
-      <w:pPr>
-        <w:pStyle w:val="FirstParagraph"/>
-      </w:pPr>
-      <w:r>
-        <w:t xml:space="preserve">The table below describes per-topic evidence collection - what to collect, the CSW source area, and a suggested cadence. The cadence should be tuned to the customer’s audit cycle, regulatory cadence, and risk appetite.</w:t>
-      </w:r>
-    </w:p>
-    <w:tbl>
-      <w:tblPr>
-        <w:tblStyle w:val="Table"/>
-        <w:tblW w:type="pct" w:w="5000"/>
-        <w:tblLayout w:type="fixed"/>
-        <w:tblLook w:firstRow="1" w:lastRow="0" w:firstColumn="0" w:lastColumn="0" w:noHBand="0" w:noVBand="0" w:val="0020"/>
+        <w:tblBorders>
+          <w:top w:val="single" w:sz="4" w:space="0" w:color="BFBFBF"/>
+          <w:left w:val="single" w:sz="4" w:space="0" w:color="BFBFBF"/>
+          <w:bottom w:val="single" w:sz="4" w:space="0" w:color="BFBFBF"/>
+          <w:right w:val="single" w:sz="4" w:space="0" w:color="BFBFBF"/>
+          <w:insideH w:val="single" w:sz="4" w:space="0" w:color="BFBFBF"/>
+          <w:insideV w:val="single" w:sz="4" w:space="0" w:color="BFBFBF"/>
+        </w:tblBorders>
       </w:tblPr>
       <w:tblGrid>
         <w:gridCol w:w="1980"/>
@@ -940,46 +604,70 @@
           <w:tblHeader w:val="on"/>
         </w:trPr>
         <w:tc>
-          <w:tcPr/>
-          <w:p>
-            <w:pPr>
-              <w:pStyle w:val="Compact"/>
-            </w:pPr>
-            <w:r>
-              <w:t xml:space="preserve">Topic</w:t>
-            </w:r>
-          </w:p>
-        </w:tc>
-        <w:tc>
-          <w:tcPr/>
-          <w:p>
-            <w:pPr>
-              <w:pStyle w:val="Compact"/>
-            </w:pPr>
-            <w:r>
-              <w:t xml:space="preserve">What to collect</w:t>
-            </w:r>
-          </w:p>
-        </w:tc>
-        <w:tc>
-          <w:tcPr/>
-          <w:p>
-            <w:pPr>
-              <w:pStyle w:val="Compact"/>
-            </w:pPr>
-            <w:r>
-              <w:t xml:space="preserve">CSW source</w:t>
-            </w:r>
-          </w:p>
-        </w:tc>
-        <w:tc>
-          <w:tcPr/>
-          <w:p>
-            <w:pPr>
-              <w:pStyle w:val="Compact"/>
-            </w:pPr>
-            <w:r>
-              <w:t xml:space="preserve">Suggested cadence</w:t>
+          <w:tcPr>
+            <w:shd w:val="clear" w:color="auto" w:fill="003366"/>
+          </w:tcPr>
+          <w:p>
+            <w:pPr>
+              <w:pStyle w:val="Compact"/>
+            </w:pPr>
+            <w:r>
+              <w:rPr>
+                <w:b/>
+                <w:color w:val="FFFFFF"/>
+              </w:rPr>
+              <w:t xml:space="preserve">Framework topic</w:t>
+            </w:r>
+          </w:p>
+        </w:tc>
+        <w:tc>
+          <w:tcPr>
+            <w:shd w:val="clear" w:color="auto" w:fill="003366"/>
+          </w:tcPr>
+          <w:p>
+            <w:pPr>
+              <w:pStyle w:val="Compact"/>
+            </w:pPr>
+            <w:r>
+              <w:rPr>
+                <w:b/>
+                <w:color w:val="FFFFFF"/>
+              </w:rPr>
+              <w:t xml:space="preserve">Coverage</w:t>
+            </w:r>
+          </w:p>
+        </w:tc>
+        <w:tc>
+          <w:tcPr>
+            <w:shd w:val="clear" w:color="auto" w:fill="003366"/>
+          </w:tcPr>
+          <w:p>
+            <w:pPr>
+              <w:pStyle w:val="Compact"/>
+            </w:pPr>
+            <w:r>
+              <w:rPr>
+                <w:b/>
+                <w:color w:val="FFFFFF"/>
+              </w:rPr>
+              <w:t xml:space="preserve">CSW capability</w:t>
+            </w:r>
+          </w:p>
+        </w:tc>
+        <w:tc>
+          <w:tcPr>
+            <w:shd w:val="clear" w:color="auto" w:fill="003366"/>
+          </w:tcPr>
+          <w:p>
+            <w:pPr>
+              <w:pStyle w:val="Compact"/>
+            </w:pPr>
+            <w:r>
+              <w:rPr>
+                <w:b/>
+                <w:color w:val="FFFFFF"/>
+              </w:rPr>
+              <w:t xml:space="preserve">Evidence artifact</w:t>
             </w:r>
           </w:p>
         </w:tc>
@@ -992,7 +680,24 @@
               <w:pStyle w:val="Compact"/>
             </w:pPr>
             <w:r>
-              <w:t xml:space="preserve">Covered workload inventory</w:t>
+              <w:t xml:space="preserve">Section 500.2 - Program operation</w:t>
+            </w:r>
+          </w:p>
+        </w:tc>
+        <w:tc>
+          <w:tcPr>
+            <w:shd w:val="clear" w:color="auto" w:fill="107C41"/>
+          </w:tcPr>
+          <w:p>
+            <w:pPr>
+              <w:pStyle w:val="Compact"/>
+            </w:pPr>
+            <w:r>
+              <w:rPr>
+                <w:b/>
+                <w:color w:val="FFFFFF"/>
+              </w:rPr>
+              <w:t>Direct</w:t>
             </w:r>
           </w:p>
         </w:tc>
@@ -1003,7 +708,7 @@
               <w:pStyle w:val="Compact"/>
             </w:pPr>
             <w:r>
-              <w:t xml:space="preserve">Information systems in scope of Part 500</w:t>
+              <w:t xml:space="preserve">Continuous workload telemetry + periodic evidence pack</w:t>
             </w:r>
           </w:p>
         </w:tc>
@@ -1014,64 +719,65 @@
               <w:pStyle w:val="Compact"/>
             </w:pPr>
             <w:r>
-              <w:t xml:space="preserve">Inventory + scope membership export</w:t>
-            </w:r>
-          </w:p>
-        </w:tc>
-        <w:tc>
-          <w:tcPr/>
-          <w:p>
-            <w:pPr>
-              <w:pStyle w:val="Compact"/>
-            </w:pPr>
-            <w:r>
-              <w:t xml:space="preserve">Monthly</w:t>
+              <w:t xml:space="preserve">Quarterly evidence bundle demonstrating program operating across covered workloads</w:t>
             </w:r>
           </w:p>
         </w:tc>
       </w:tr>
       <w:tr>
         <w:tc>
-          <w:tcPr/>
-          <w:p>
-            <w:pPr>
-              <w:pStyle w:val="Compact"/>
-            </w:pPr>
-            <w:r>
-              <w:t xml:space="preserve">NPI scope evidence</w:t>
-            </w:r>
-          </w:p>
-        </w:tc>
-        <w:tc>
-          <w:tcPr/>
-          <w:p>
-            <w:pPr>
-              <w:pStyle w:val="Compact"/>
-            </w:pPr>
-            <w:r>
-              <w:t xml:space="preserve">Workloads handling nonpublic information</w:t>
-            </w:r>
-          </w:p>
-        </w:tc>
-        <w:tc>
-          <w:tcPr/>
-          <w:p>
-            <w:pPr>
-              <w:pStyle w:val="Compact"/>
-            </w:pPr>
-            <w:r>
-              <w:t xml:space="preserve">Scope + label export filtered by data_class=npi</w:t>
-            </w:r>
-          </w:p>
-        </w:tc>
-        <w:tc>
-          <w:tcPr/>
-          <w:p>
-            <w:pPr>
-              <w:pStyle w:val="Compact"/>
-            </w:pPr>
-            <w:r>
-              <w:t xml:space="preserve">Monthly</w:t>
+          <w:tcPr>
+            <w:shd w:val="clear" w:color="auto" w:fill="F2F2F2"/>
+          </w:tcPr>
+          <w:p>
+            <w:pPr>
+              <w:pStyle w:val="Compact"/>
+            </w:pPr>
+            <w:r>
+              <w:t xml:space="preserve">Section 500.5 - Vulnerability management</w:t>
+            </w:r>
+          </w:p>
+        </w:tc>
+        <w:tc>
+          <w:tcPr>
+            <w:shd w:val="clear" w:color="auto" w:fill="107C41"/>
+          </w:tcPr>
+          <w:p>
+            <w:pPr>
+              <w:pStyle w:val="Compact"/>
+            </w:pPr>
+            <w:r>
+              <w:rPr>
+                <w:b/>
+                <w:color w:val="FFFFFF"/>
+              </w:rPr>
+              <w:t>Direct</w:t>
+            </w:r>
+          </w:p>
+        </w:tc>
+        <w:tc>
+          <w:tcPr>
+            <w:shd w:val="clear" w:color="auto" w:fill="F2F2F2"/>
+          </w:tcPr>
+          <w:p>
+            <w:pPr>
+              <w:pStyle w:val="Compact"/>
+            </w:pPr>
+            <w:r>
+              <w:t xml:space="preserve">Reachability-weighted CVE evidence</w:t>
+            </w:r>
+          </w:p>
+        </w:tc>
+        <w:tc>
+          <w:tcPr>
+            <w:shd w:val="clear" w:color="auto" w:fill="F2F2F2"/>
+          </w:tcPr>
+          <w:p>
+            <w:pPr>
+              <w:pStyle w:val="Compact"/>
+            </w:pPr>
+            <w:r>
+              <w:t xml:space="preserve">Prioritised remediation list with compensating controls</w:t>
             </w:r>
           </w:p>
         </w:tc>
@@ -1084,7 +790,24 @@
               <w:pStyle w:val="Compact"/>
             </w:pPr>
             <w:r>
-              <w:t xml:space="preserve">Audit-trail retention</w:t>
+              <w:t xml:space="preserve">Section 500.6 - Audit trail</w:t>
+            </w:r>
+          </w:p>
+        </w:tc>
+        <w:tc>
+          <w:tcPr>
+            <w:shd w:val="clear" w:color="auto" w:fill="107C41"/>
+          </w:tcPr>
+          <w:p>
+            <w:pPr>
+              <w:pStyle w:val="Compact"/>
+            </w:pPr>
+            <w:r>
+              <w:rPr>
+                <w:b/>
+                <w:color w:val="FFFFFF"/>
+              </w:rPr>
+              <w:t>Direct</w:t>
             </w:r>
           </w:p>
         </w:tc>
@@ -1095,7 +818,7 @@
               <w:pStyle w:val="Compact"/>
             </w:pPr>
             <w:r>
-              <w:t xml:space="preserve">Workload flow + process telemetry for the required window</w:t>
+              <w:t xml:space="preserve">Workload flow + process telemetry retained per retention policy</w:t>
             </w:r>
           </w:p>
         </w:tc>
@@ -1106,64 +829,65 @@
               <w:pStyle w:val="Compact"/>
             </w:pPr>
             <w:r>
-              <w:t xml:space="preserve">Retained telemetry export</w:t>
-            </w:r>
-          </w:p>
-        </w:tc>
-        <w:tc>
-          <w:tcPr/>
-          <w:p>
-            <w:pPr>
-              <w:pStyle w:val="Compact"/>
-            </w:pPr>
-            <w:r>
-              <w:t xml:space="preserve">Continuous, validated quarterly</w:t>
+              <w:t xml:space="preserve">Retained flow telemetry for audit-trail purposes</w:t>
             </w:r>
           </w:p>
         </w:tc>
       </w:tr>
       <w:tr>
         <w:tc>
-          <w:tcPr/>
-          <w:p>
-            <w:pPr>
-              <w:pStyle w:val="Compact"/>
-            </w:pPr>
-            <w:r>
-              <w:t xml:space="preserve">Least-privilege evidence</w:t>
-            </w:r>
-          </w:p>
-        </w:tc>
-        <w:tc>
-          <w:tcPr/>
-          <w:p>
-            <w:pPr>
-              <w:pStyle w:val="Compact"/>
-            </w:pPr>
-            <w:r>
-              <w:t xml:space="preserve">Workspace snapshot and policy violation log</w:t>
-            </w:r>
-          </w:p>
-        </w:tc>
-        <w:tc>
-          <w:tcPr/>
-          <w:p>
-            <w:pPr>
-              <w:pStyle w:val="Compact"/>
-            </w:pPr>
-            <w:r>
-              <w:t xml:space="preserve">Policy workspace export and policy analysis output</w:t>
-            </w:r>
-          </w:p>
-        </w:tc>
-        <w:tc>
-          <w:tcPr/>
-          <w:p>
-            <w:pPr>
-              <w:pStyle w:val="Compact"/>
-            </w:pPr>
-            <w:r>
-              <w:t xml:space="preserve">Quarterly + after each change</w:t>
+          <w:tcPr>
+            <w:shd w:val="clear" w:color="auto" w:fill="F2F2F2"/>
+          </w:tcPr>
+          <w:p>
+            <w:pPr>
+              <w:pStyle w:val="Compact"/>
+            </w:pPr>
+            <w:r>
+              <w:t xml:space="preserve">Section 500.7 - Access privileges</w:t>
+            </w:r>
+          </w:p>
+        </w:tc>
+        <w:tc>
+          <w:tcPr>
+            <w:shd w:val="clear" w:color="auto" w:fill="107C41"/>
+          </w:tcPr>
+          <w:p>
+            <w:pPr>
+              <w:pStyle w:val="Compact"/>
+            </w:pPr>
+            <w:r>
+              <w:rPr>
+                <w:b/>
+                <w:color w:val="FFFFFF"/>
+              </w:rPr>
+              <w:t>Direct</w:t>
+            </w:r>
+          </w:p>
+        </w:tc>
+        <w:tc>
+          <w:tcPr>
+            <w:shd w:val="clear" w:color="auto" w:fill="F2F2F2"/>
+          </w:tcPr>
+          <w:p>
+            <w:pPr>
+              <w:pStyle w:val="Compact"/>
+            </w:pPr>
+            <w:r>
+              <w:t xml:space="preserve">Policy workspace + enforcement / violation log</w:t>
+            </w:r>
+          </w:p>
+        </w:tc>
+        <w:tc>
+          <w:tcPr>
+            <w:shd w:val="clear" w:color="auto" w:fill="F2F2F2"/>
+          </w:tcPr>
+          <w:p>
+            <w:pPr>
+              <w:pStyle w:val="Compact"/>
+            </w:pPr>
+            <w:r>
+              <w:t xml:space="preserve">Workspace snapshot and least-privilege evidence at workload-to-workload layer</w:t>
             </w:r>
           </w:p>
         </w:tc>
@@ -1176,7 +900,24 @@
               <w:pStyle w:val="Compact"/>
             </w:pPr>
             <w:r>
-              <w:t xml:space="preserve">Vulnerability + reachability</w:t>
+              <w:t xml:space="preserve">Section 500.13 - Asset management</w:t>
+            </w:r>
+          </w:p>
+        </w:tc>
+        <w:tc>
+          <w:tcPr>
+            <w:shd w:val="clear" w:color="auto" w:fill="107C41"/>
+          </w:tcPr>
+          <w:p>
+            <w:pPr>
+              <w:pStyle w:val="Compact"/>
+            </w:pPr>
+            <w:r>
+              <w:rPr>
+                <w:b/>
+                <w:color w:val="FFFFFF"/>
+              </w:rPr>
+              <w:t>Direct</w:t>
             </w:r>
           </w:p>
         </w:tc>
@@ -1187,7 +928,7 @@
               <w:pStyle w:val="Compact"/>
             </w:pPr>
             <w:r>
-              <w:t xml:space="preserve">CVE list weighted by reach into NPI-Applications and Covered-Systems</w:t>
+              <w:t xml:space="preserve">Workload inventory; scope + label export</w:t>
             </w:r>
           </w:p>
         </w:tc>
@@ -1198,64 +939,65 @@
               <w:pStyle w:val="Compact"/>
             </w:pPr>
             <w:r>
-              <w:t xml:space="preserve">Vulnerability report scoped to NYDFS-500</w:t>
-            </w:r>
-          </w:p>
-        </w:tc>
-        <w:tc>
-          <w:tcPr/>
-          <w:p>
-            <w:pPr>
-              <w:pStyle w:val="Compact"/>
-            </w:pPr>
-            <w:r>
-              <w:t xml:space="preserve">Monthly</w:t>
+              <w:t xml:space="preserve">Inventory and classification evidence</w:t>
             </w:r>
           </w:p>
         </w:tc>
       </w:tr>
       <w:tr>
         <w:tc>
-          <w:tcPr/>
-          <w:p>
-            <w:pPr>
-              <w:pStyle w:val="Compact"/>
-            </w:pPr>
-            <w:r>
-              <w:t xml:space="preserve">Third-party egress reconciliation</w:t>
-            </w:r>
-          </w:p>
-        </w:tc>
-        <w:tc>
-          <w:tcPr/>
-          <w:p>
-            <w:pPr>
-              <w:pStyle w:val="Compact"/>
-            </w:pPr>
-            <w:r>
-              <w:t xml:space="preserve">Outbound flow to vendor endpoints</w:t>
-            </w:r>
-          </w:p>
-        </w:tc>
-        <w:tc>
-          <w:tcPr/>
-          <w:p>
-            <w:pPr>
-              <w:pStyle w:val="Compact"/>
-            </w:pPr>
-            <w:r>
-              <w:t xml:space="preserve">Flow search filtered to vendor endpoints</w:t>
-            </w:r>
-          </w:p>
-        </w:tc>
-        <w:tc>
-          <w:tcPr/>
-          <w:p>
-            <w:pPr>
-              <w:pStyle w:val="Compact"/>
-            </w:pPr>
-            <w:r>
-              <w:t xml:space="preserve">Monthly</w:t>
+          <w:tcPr>
+            <w:shd w:val="clear" w:color="auto" w:fill="F2F2F2"/>
+          </w:tcPr>
+          <w:p>
+            <w:pPr>
+              <w:pStyle w:val="Compact"/>
+            </w:pPr>
+            <w:r>
+              <w:t xml:space="preserve">Section 500.14 - Monitoring</w:t>
+            </w:r>
+          </w:p>
+        </w:tc>
+        <w:tc>
+          <w:tcPr>
+            <w:shd w:val="clear" w:color="auto" w:fill="107C41"/>
+          </w:tcPr>
+          <w:p>
+            <w:pPr>
+              <w:pStyle w:val="Compact"/>
+            </w:pPr>
+            <w:r>
+              <w:rPr>
+                <w:b/>
+                <w:color w:val="FFFFFF"/>
+              </w:rPr>
+              <w:t>Direct</w:t>
+            </w:r>
+          </w:p>
+        </w:tc>
+        <w:tc>
+          <w:tcPr>
+            <w:shd w:val="clear" w:color="auto" w:fill="F2F2F2"/>
+          </w:tcPr>
+          <w:p>
+            <w:pPr>
+              <w:pStyle w:val="Compact"/>
+            </w:pPr>
+            <w:r>
+              <w:t xml:space="preserve">Continuous flow + process telemetry; alerts</w:t>
+            </w:r>
+          </w:p>
+        </w:tc>
+        <w:tc>
+          <w:tcPr>
+            <w:shd w:val="clear" w:color="auto" w:fill="F2F2F2"/>
+          </w:tcPr>
+          <w:p>
+            <w:pPr>
+              <w:pStyle w:val="Compact"/>
+            </w:pPr>
+            <w:r>
+              <w:t xml:space="preserve">Monitoring evidence at network and process layer</w:t>
             </w:r>
           </w:p>
         </w:tc>
@@ -1268,7 +1010,24 @@
               <w:pStyle w:val="Compact"/>
             </w:pPr>
             <w:r>
-              <w:t xml:space="preserve">Incident timeline sample</w:t>
+              <w:t xml:space="preserve">Section 500.15 - Encryption (detection)</w:t>
+            </w:r>
+          </w:p>
+        </w:tc>
+        <w:tc>
+          <w:tcPr>
+            <w:shd w:val="clear" w:color="auto" w:fill="C55A11"/>
+          </w:tcPr>
+          <w:p>
+            <w:pPr>
+              <w:pStyle w:val="Compact"/>
+            </w:pPr>
+            <w:r>
+              <w:rPr>
+                <w:b/>
+                <w:color w:val="FFFFFF"/>
+              </w:rPr>
+              <w:t>Supporting</w:t>
             </w:r>
           </w:p>
         </w:tc>
@@ -1279,7 +1038,7 @@
               <w:pStyle w:val="Compact"/>
             </w:pPr>
             <w:r>
-              <w:t xml:space="preserve">One representative incident</w:t>
+              <w:t xml:space="preserve">Plaintext-flow detection on regulated paths</w:t>
             </w:r>
           </w:p>
         </w:tc>
@@ -1290,10 +1049,70 @@
               <w:pStyle w:val="Compact"/>
             </w:pPr>
             <w:r>
-              <w:t xml:space="preserve">Flow + process search</w:t>
-            </w:r>
-          </w:p>
-        </w:tc>
+              <w:t xml:space="preserve">Detection input only - encryption itself is enforced elsewhere</w:t>
+            </w:r>
+          </w:p>
+        </w:tc>
+      </w:tr>
+      <w:tr>
+        <w:tc>
+          <w:tcPr>
+            <w:shd w:val="clear" w:color="auto" w:fill="F2F2F2"/>
+          </w:tcPr>
+          <w:p>
+            <w:pPr>
+              <w:pStyle w:val="Compact"/>
+            </w:pPr>
+            <w:r>
+              <w:t xml:space="preserve">Section 500.16 - Incident response</w:t>
+            </w:r>
+          </w:p>
+        </w:tc>
+        <w:tc>
+          <w:tcPr>
+            <w:shd w:val="clear" w:color="auto" w:fill="107C41"/>
+          </w:tcPr>
+          <w:p>
+            <w:pPr>
+              <w:pStyle w:val="Compact"/>
+            </w:pPr>
+            <w:r>
+              <w:rPr>
+                <w:b/>
+                <w:color w:val="FFFFFF"/>
+              </w:rPr>
+              <w:t>Direct</w:t>
+            </w:r>
+          </w:p>
+        </w:tc>
+        <w:tc>
+          <w:tcPr>
+            <w:shd w:val="clear" w:color="auto" w:fill="F2F2F2"/>
+          </w:tcPr>
+          <w:p>
+            <w:pPr>
+              <w:pStyle w:val="Compact"/>
+            </w:pPr>
+            <w:r>
+              <w:t xml:space="preserve">Forensic flow + process search</w:t>
+            </w:r>
+          </w:p>
+        </w:tc>
+        <w:tc>
+          <w:tcPr>
+            <w:shd w:val="clear" w:color="auto" w:fill="F2F2F2"/>
+          </w:tcPr>
+          <w:p>
+            <w:pPr>
+              <w:pStyle w:val="Compact"/>
+            </w:pPr>
+            <w:r>
+              <w:t xml:space="preserve">Incident timeline and impact scope</w:t>
+            </w:r>
+          </w:p>
+        </w:tc>
+      </w:tr>
+      <w:tr>
         <w:tc>
           <w:tcPr/>
           <w:p>
@@ -1301,14 +1120,512 @@
               <w:pStyle w:val="Compact"/>
             </w:pPr>
             <w:r>
-              <w:t xml:space="preserve">Per incident; one representative sample per audit cycle</w:t>
+              <w:t xml:space="preserve">Section 500.17(a) - Notification scoping</w:t>
+            </w:r>
+          </w:p>
+        </w:tc>
+        <w:tc>
+          <w:tcPr>
+            <w:shd w:val="clear" w:color="auto" w:fill="C55A11"/>
+          </w:tcPr>
+          <w:p>
+            <w:pPr>
+              <w:pStyle w:val="Compact"/>
+            </w:pPr>
+            <w:r>
+              <w:rPr>
+                <w:b/>
+                <w:color w:val="FFFFFF"/>
+              </w:rPr>
+              <w:t>Supporting</w:t>
+            </w:r>
+          </w:p>
+        </w:tc>
+        <w:tc>
+          <w:tcPr/>
+          <w:p>
+            <w:pPr>
+              <w:pStyle w:val="Compact"/>
+            </w:pPr>
+            <w:r>
+              <w:t xml:space="preserve">Affected-systems list with time windows and paths</w:t>
+            </w:r>
+          </w:p>
+        </w:tc>
+        <w:tc>
+          <w:tcPr/>
+          <w:p>
+            <w:pPr>
+              <w:pStyle w:val="Compact"/>
+            </w:pPr>
+            <w:r>
+              <w:t xml:space="preserve">Scoping input to the 72-hour notification decision</w:t>
             </w:r>
           </w:p>
         </w:tc>
       </w:tr>
     </w:tbl>
     <w:bookmarkEnd w:id="17"/>
-    <w:bookmarkStart w:id="18" w:name="pov-workshop-approach"/>
+    <w:bookmarkStart w:id="18" w:name="evidence-collection-approach"/>
+    <w:p>
+      <w:pPr>
+        <w:pStyle w:val="Heading2"/>
+      </w:pPr>
+      <w:r>
+        <w:t xml:space="preserve">Evidence Collection Approach</w:t>
+      </w:r>
+    </w:p>
+    <w:p>
+      <w:pPr>
+        <w:pStyle w:val="FirstParagraph"/>
+      </w:pPr>
+      <w:r>
+        <w:t xml:space="preserve">The table below describes per-topic evidence collection - what to collect, the CSW source area, and a suggested cadence. The cadence should be tuned to the customer’s audit cycle, regulatory cadence, and risk appetite.</w:t>
+      </w:r>
+    </w:p>
+    <w:tbl>
+      <w:tblPr>
+        <w:tblStyle w:val="Table"/>
+        <w:tblW w:type="pct" w:w="5000"/>
+        <w:tblLayout w:type="fixed"/>
+        <w:tblLook w:firstRow="1" w:lastRow="0" w:firstColumn="0" w:lastColumn="0" w:noHBand="0" w:noVBand="0" w:val="0020"/>
+        <w:tblBorders>
+          <w:top w:val="single" w:sz="4" w:space="0" w:color="BFBFBF"/>
+          <w:left w:val="single" w:sz="4" w:space="0" w:color="BFBFBF"/>
+          <w:bottom w:val="single" w:sz="4" w:space="0" w:color="BFBFBF"/>
+          <w:right w:val="single" w:sz="4" w:space="0" w:color="BFBFBF"/>
+          <w:insideH w:val="single" w:sz="4" w:space="0" w:color="BFBFBF"/>
+          <w:insideV w:val="single" w:sz="4" w:space="0" w:color="BFBFBF"/>
+        </w:tblBorders>
+      </w:tblPr>
+      <w:tblGrid>
+        <w:gridCol w:w="1980"/>
+        <w:gridCol w:w="1980"/>
+        <w:gridCol w:w="1980"/>
+        <w:gridCol w:w="1980"/>
+      </w:tblGrid>
+      <w:tr>
+        <w:trPr>
+          <w:tblHeader w:val="on"/>
+        </w:trPr>
+        <w:tc>
+          <w:tcPr>
+            <w:shd w:val="clear" w:color="auto" w:fill="003366"/>
+          </w:tcPr>
+          <w:p>
+            <w:pPr>
+              <w:pStyle w:val="Compact"/>
+            </w:pPr>
+            <w:r>
+              <w:rPr>
+                <w:b/>
+                <w:color w:val="FFFFFF"/>
+              </w:rPr>
+              <w:t xml:space="preserve">Topic</w:t>
+            </w:r>
+          </w:p>
+        </w:tc>
+        <w:tc>
+          <w:tcPr>
+            <w:shd w:val="clear" w:color="auto" w:fill="003366"/>
+          </w:tcPr>
+          <w:p>
+            <w:pPr>
+              <w:pStyle w:val="Compact"/>
+            </w:pPr>
+            <w:r>
+              <w:rPr>
+                <w:b/>
+                <w:color w:val="FFFFFF"/>
+              </w:rPr>
+              <w:t xml:space="preserve">What to collect</w:t>
+            </w:r>
+          </w:p>
+        </w:tc>
+        <w:tc>
+          <w:tcPr>
+            <w:shd w:val="clear" w:color="auto" w:fill="003366"/>
+          </w:tcPr>
+          <w:p>
+            <w:pPr>
+              <w:pStyle w:val="Compact"/>
+            </w:pPr>
+            <w:r>
+              <w:rPr>
+                <w:b/>
+                <w:color w:val="FFFFFF"/>
+              </w:rPr>
+              <w:t xml:space="preserve">CSW source</w:t>
+            </w:r>
+          </w:p>
+        </w:tc>
+        <w:tc>
+          <w:tcPr>
+            <w:shd w:val="clear" w:color="auto" w:fill="003366"/>
+          </w:tcPr>
+          <w:p>
+            <w:pPr>
+              <w:pStyle w:val="Compact"/>
+            </w:pPr>
+            <w:r>
+              <w:rPr>
+                <w:b/>
+                <w:color w:val="FFFFFF"/>
+              </w:rPr>
+              <w:t xml:space="preserve">Suggested cadence</w:t>
+            </w:r>
+          </w:p>
+        </w:tc>
+      </w:tr>
+      <w:tr>
+        <w:tc>
+          <w:tcPr/>
+          <w:p>
+            <w:pPr>
+              <w:pStyle w:val="Compact"/>
+            </w:pPr>
+            <w:r>
+              <w:t xml:space="preserve">Covered workload inventory</w:t>
+            </w:r>
+          </w:p>
+        </w:tc>
+        <w:tc>
+          <w:tcPr/>
+          <w:p>
+            <w:pPr>
+              <w:pStyle w:val="Compact"/>
+            </w:pPr>
+            <w:r>
+              <w:t xml:space="preserve">Information systems in scope of Part 500</w:t>
+            </w:r>
+          </w:p>
+        </w:tc>
+        <w:tc>
+          <w:tcPr/>
+          <w:p>
+            <w:pPr>
+              <w:pStyle w:val="Compact"/>
+            </w:pPr>
+            <w:r>
+              <w:t xml:space="preserve">Inventory + scope membership export</w:t>
+            </w:r>
+          </w:p>
+        </w:tc>
+        <w:tc>
+          <w:tcPr/>
+          <w:p>
+            <w:pPr>
+              <w:pStyle w:val="Compact"/>
+            </w:pPr>
+            <w:r>
+              <w:t xml:space="preserve">Monthly</w:t>
+            </w:r>
+          </w:p>
+        </w:tc>
+      </w:tr>
+      <w:tr>
+        <w:tc>
+          <w:tcPr>
+            <w:shd w:val="clear" w:color="auto" w:fill="F2F2F2"/>
+          </w:tcPr>
+          <w:p>
+            <w:pPr>
+              <w:pStyle w:val="Compact"/>
+            </w:pPr>
+            <w:r>
+              <w:t xml:space="preserve">NPI scope evidence</w:t>
+            </w:r>
+          </w:p>
+        </w:tc>
+        <w:tc>
+          <w:tcPr>
+            <w:shd w:val="clear" w:color="auto" w:fill="F2F2F2"/>
+          </w:tcPr>
+          <w:p>
+            <w:pPr>
+              <w:pStyle w:val="Compact"/>
+            </w:pPr>
+            <w:r>
+              <w:t xml:space="preserve">Workloads handling nonpublic information</w:t>
+            </w:r>
+          </w:p>
+        </w:tc>
+        <w:tc>
+          <w:tcPr>
+            <w:shd w:val="clear" w:color="auto" w:fill="F2F2F2"/>
+          </w:tcPr>
+          <w:p>
+            <w:pPr>
+              <w:pStyle w:val="Compact"/>
+            </w:pPr>
+            <w:r>
+              <w:t xml:space="preserve">Scope + label export filtered by data_class=npi</w:t>
+            </w:r>
+          </w:p>
+        </w:tc>
+        <w:tc>
+          <w:tcPr>
+            <w:shd w:val="clear" w:color="auto" w:fill="F2F2F2"/>
+          </w:tcPr>
+          <w:p>
+            <w:pPr>
+              <w:pStyle w:val="Compact"/>
+            </w:pPr>
+            <w:r>
+              <w:t xml:space="preserve">Monthly</w:t>
+            </w:r>
+          </w:p>
+        </w:tc>
+      </w:tr>
+      <w:tr>
+        <w:tc>
+          <w:tcPr/>
+          <w:p>
+            <w:pPr>
+              <w:pStyle w:val="Compact"/>
+            </w:pPr>
+            <w:r>
+              <w:t xml:space="preserve">Audit-trail retention</w:t>
+            </w:r>
+          </w:p>
+        </w:tc>
+        <w:tc>
+          <w:tcPr/>
+          <w:p>
+            <w:pPr>
+              <w:pStyle w:val="Compact"/>
+            </w:pPr>
+            <w:r>
+              <w:t xml:space="preserve">Workload flow + process telemetry for the required window</w:t>
+            </w:r>
+          </w:p>
+        </w:tc>
+        <w:tc>
+          <w:tcPr/>
+          <w:p>
+            <w:pPr>
+              <w:pStyle w:val="Compact"/>
+            </w:pPr>
+            <w:r>
+              <w:t xml:space="preserve">Retained telemetry export</w:t>
+            </w:r>
+          </w:p>
+        </w:tc>
+        <w:tc>
+          <w:tcPr/>
+          <w:p>
+            <w:pPr>
+              <w:pStyle w:val="Compact"/>
+            </w:pPr>
+            <w:r>
+              <w:t xml:space="preserve">Continuous, validated quarterly</w:t>
+            </w:r>
+          </w:p>
+        </w:tc>
+      </w:tr>
+      <w:tr>
+        <w:tc>
+          <w:tcPr>
+            <w:shd w:val="clear" w:color="auto" w:fill="F2F2F2"/>
+          </w:tcPr>
+          <w:p>
+            <w:pPr>
+              <w:pStyle w:val="Compact"/>
+            </w:pPr>
+            <w:r>
+              <w:t xml:space="preserve">Least-privilege evidence</w:t>
+            </w:r>
+          </w:p>
+        </w:tc>
+        <w:tc>
+          <w:tcPr>
+            <w:shd w:val="clear" w:color="auto" w:fill="F2F2F2"/>
+          </w:tcPr>
+          <w:p>
+            <w:pPr>
+              <w:pStyle w:val="Compact"/>
+            </w:pPr>
+            <w:r>
+              <w:t xml:space="preserve">Workspace snapshot and policy violation log</w:t>
+            </w:r>
+          </w:p>
+        </w:tc>
+        <w:tc>
+          <w:tcPr>
+            <w:shd w:val="clear" w:color="auto" w:fill="F2F2F2"/>
+          </w:tcPr>
+          <w:p>
+            <w:pPr>
+              <w:pStyle w:val="Compact"/>
+            </w:pPr>
+            <w:r>
+              <w:t xml:space="preserve">Policy workspace export and policy analysis output</w:t>
+            </w:r>
+          </w:p>
+        </w:tc>
+        <w:tc>
+          <w:tcPr>
+            <w:shd w:val="clear" w:color="auto" w:fill="F2F2F2"/>
+          </w:tcPr>
+          <w:p>
+            <w:pPr>
+              <w:pStyle w:val="Compact"/>
+            </w:pPr>
+            <w:r>
+              <w:t xml:space="preserve">Quarterly + after each change</w:t>
+            </w:r>
+          </w:p>
+        </w:tc>
+      </w:tr>
+      <w:tr>
+        <w:tc>
+          <w:tcPr/>
+          <w:p>
+            <w:pPr>
+              <w:pStyle w:val="Compact"/>
+            </w:pPr>
+            <w:r>
+              <w:t xml:space="preserve">Vulnerability + reachability</w:t>
+            </w:r>
+          </w:p>
+        </w:tc>
+        <w:tc>
+          <w:tcPr/>
+          <w:p>
+            <w:pPr>
+              <w:pStyle w:val="Compact"/>
+            </w:pPr>
+            <w:r>
+              <w:t xml:space="preserve">CVE list weighted by reach into NPI-Applications and Covered-Systems</w:t>
+            </w:r>
+          </w:p>
+        </w:tc>
+        <w:tc>
+          <w:tcPr/>
+          <w:p>
+            <w:pPr>
+              <w:pStyle w:val="Compact"/>
+            </w:pPr>
+            <w:r>
+              <w:t xml:space="preserve">Vulnerability report scoped to NYDFS-500</w:t>
+            </w:r>
+          </w:p>
+        </w:tc>
+        <w:tc>
+          <w:tcPr/>
+          <w:p>
+            <w:pPr>
+              <w:pStyle w:val="Compact"/>
+            </w:pPr>
+            <w:r>
+              <w:t xml:space="preserve">Monthly</w:t>
+            </w:r>
+          </w:p>
+        </w:tc>
+      </w:tr>
+      <w:tr>
+        <w:tc>
+          <w:tcPr>
+            <w:shd w:val="clear" w:color="auto" w:fill="F2F2F2"/>
+          </w:tcPr>
+          <w:p>
+            <w:pPr>
+              <w:pStyle w:val="Compact"/>
+            </w:pPr>
+            <w:r>
+              <w:t xml:space="preserve">Third-party egress reconciliation</w:t>
+            </w:r>
+          </w:p>
+        </w:tc>
+        <w:tc>
+          <w:tcPr>
+            <w:shd w:val="clear" w:color="auto" w:fill="F2F2F2"/>
+          </w:tcPr>
+          <w:p>
+            <w:pPr>
+              <w:pStyle w:val="Compact"/>
+            </w:pPr>
+            <w:r>
+              <w:t xml:space="preserve">Outbound flow to vendor endpoints</w:t>
+            </w:r>
+          </w:p>
+        </w:tc>
+        <w:tc>
+          <w:tcPr>
+            <w:shd w:val="clear" w:color="auto" w:fill="F2F2F2"/>
+          </w:tcPr>
+          <w:p>
+            <w:pPr>
+              <w:pStyle w:val="Compact"/>
+            </w:pPr>
+            <w:r>
+              <w:t xml:space="preserve">Flow search filtered to vendor endpoints</w:t>
+            </w:r>
+          </w:p>
+        </w:tc>
+        <w:tc>
+          <w:tcPr>
+            <w:shd w:val="clear" w:color="auto" w:fill="F2F2F2"/>
+          </w:tcPr>
+          <w:p>
+            <w:pPr>
+              <w:pStyle w:val="Compact"/>
+            </w:pPr>
+            <w:r>
+              <w:t xml:space="preserve">Monthly</w:t>
+            </w:r>
+          </w:p>
+        </w:tc>
+      </w:tr>
+      <w:tr>
+        <w:tc>
+          <w:tcPr/>
+          <w:p>
+            <w:pPr>
+              <w:pStyle w:val="Compact"/>
+            </w:pPr>
+            <w:r>
+              <w:t xml:space="preserve">Incident timeline sample</w:t>
+            </w:r>
+          </w:p>
+        </w:tc>
+        <w:tc>
+          <w:tcPr/>
+          <w:p>
+            <w:pPr>
+              <w:pStyle w:val="Compact"/>
+            </w:pPr>
+            <w:r>
+              <w:t xml:space="preserve">One representative incident</w:t>
+            </w:r>
+          </w:p>
+        </w:tc>
+        <w:tc>
+          <w:tcPr/>
+          <w:p>
+            <w:pPr>
+              <w:pStyle w:val="Compact"/>
+            </w:pPr>
+            <w:r>
+              <w:t xml:space="preserve">Flow + process search</w:t>
+            </w:r>
+          </w:p>
+        </w:tc>
+        <w:tc>
+          <w:tcPr/>
+          <w:p>
+            <w:pPr>
+              <w:pStyle w:val="Compact"/>
+            </w:pPr>
+            <w:r>
+              <w:t xml:space="preserve">Per incident; one representative sample per audit cycle</w:t>
+            </w:r>
+          </w:p>
+        </w:tc>
+      </w:tr>
+    </w:tbl>
+    <w:bookmarkEnd w:id="18"/>
+    <w:bookmarkStart w:id="19" w:name="pov-workshop-approach"/>
     <w:p>
       <w:pPr>
         <w:pStyle w:val="Heading2"/>
@@ -1470,8 +1787,8 @@
         <w:t xml:space="preserve">Package inventory, scope, flows, policy, exceptions, and known gaps as the evidence output. Cross-reference this report’s evidence collection table with the customer’s existing audit work-papers.</w:t>
       </w:r>
     </w:p>
-    <w:bookmarkEnd w:id="18"/>
-    <w:bookmarkStart w:id="19" w:name="boundaries-and-complementary-controls"/>
+    <w:bookmarkEnd w:id="19"/>
+    <w:bookmarkStart w:id="20" w:name="boundaries-and-complementary-controls"/>
     <w:p>
       <w:pPr>
         <w:pStyle w:val="Heading2"/>
@@ -1488,8 +1805,8 @@
         <w:t xml:space="preserve">CSW does not replace the CISO function, written policies, MFA / IAM enforcement, encryption programmes, the risk assessment itself, the 72-hour notification decision under Section 500.17(a), or the senior officer / board-of-directors annual notice of compliance under Section 500.17(b).</w:t>
       </w:r>
     </w:p>
-    <w:bookmarkEnd w:id="19"/>
-    <w:bookmarkStart w:id="20" w:name="assessor-auditor-caveat"/>
+    <w:bookmarkEnd w:id="20"/>
+    <w:bookmarkStart w:id="21" w:name="assessor-auditor-caveat"/>
     <w:p>
       <w:pPr>
         <w:pStyle w:val="Heading2"/>
@@ -1506,8 +1823,8 @@
         <w:t xml:space="preserve">CSW provides technical evidence inputs. The customer’s qualified assessor, auditor, certifying body, or regulator determines compliance status. Validate all framework-topic mappings, control IDs, paragraph references, and section numbers in this report against the current official framework text. If the customer is being assessed against a version other than the one referenced in the framework version note above, revalidate before use.</w:t>
       </w:r>
     </w:p>
-    <w:bookmarkEnd w:id="20"/>
-    <w:bookmarkStart w:id="21" w:name="disclaimer"/>
+    <w:bookmarkEnd w:id="21"/>
+    <w:bookmarkStart w:id="22" w:name="disclaimer"/>
     <w:p>
       <w:pPr>
         <w:pStyle w:val="Heading2"/>
@@ -1524,8 +1841,8 @@
         <w:t xml:space="preserve">This report is for informational and planning purposes. It is not legal, regulatory, audit, or certification advice. Validate all mappings against the current official framework text, the customer’s environment, and qualified compliance, legal, and audit professionals.</w:t>
       </w:r>
     </w:p>
-    <w:bookmarkEnd w:id="21"/>
     <w:bookmarkEnd w:id="22"/>
+    <w:bookmarkEnd w:id="23"/>
     <w:sectPr>
       <w:footnotePr>
         <w:numRestart w:val="eachSect"/>

--- a/NY-DFS-23-NYCRR-500/CSW-NYDFS-Compliance-Report.docx
+++ b/NY-DFS-23-NYCRR-500/CSW-NYDFS-Compliance-Report.docx
@@ -150,13 +150,13 @@
         <w:t xml:space="preserve"> </w:t>
       </w:r>
       <w:r>
-        <w:t xml:space="preserve">they produce. The technical runbook (</w:t>
+        <w:t xml:space="preserve">they produce. The reference design (</w:t>
       </w:r>
       <w:r>
         <w:rPr>
           <w:rStyle w:val="VerbatimChar"/>
         </w:rPr>
-        <w:t xml:space="preserve">CSW-NYDFS-Technical-Runbook.md</w:t>
+        <w:t xml:space="preserve">CSW-NYDFS-Technical-Reference design.md</w:t>
       </w:r>
       <w:r>
         <w:t xml:space="preserve">) in this folder contains the deeper engineering detail.</w:t>
